--- a/SEVEN-G/docx/en/plantillas/P61_SEVEN-G_Declaracion_de_aplicacion_de_SEVEN-G.docx
+++ b/SEVEN-G/docx/en/plantillas/P61_SEVEN-G_Declaracion_de_aplicacion_de_SEVEN-G.docx
@@ -136,7 +136,7 @@
               <w:pStyle w:val="Celda"/>
             </w:pPr>
             <w:r>
-              <w:t xml:space="preserve">Fernando García · SEACHAD</w:t>
+              <w:t xml:space="preserve">Fernando García Varela</w:t>
             </w:r>
           </w:p>
         </w:tc>
@@ -200,7 +200,7 @@
         <w:t xml:space="preserve">Each organisation that uses SEVEN-G is solely responsible for identifying the regulation that applies to it, verifying that it is current and certifying its own regulatory compliance</w:t>
       </w:r>
       <w:r>
-        <w:t xml:space="preserve">, with the appropriate qualified advice. The author and SEACHAD accept no liability for any use made of this content or for any decisions taken on the basis of it. The data, figures, companies and cases in the examples are fictitious or illustrative.</w:t>
+        <w:t xml:space="preserve">, with the appropriate qualified advice. The author accepts no liability for any use made of this content or for any decisions taken on the basis of it. The data, figures, companies and cases in the examples are fictitious or illustrative.</w:t>
       </w:r>
     </w:p>
     <w:p>
@@ -237,7 +237,7 @@
         <w:t xml:space="preserve">It is not a certification.</w:t>
       </w:r>
       <w:r>
-        <w:t xml:space="preserve"> There is no official SEVEN-G certification in version 0.x. The declaration is the sole responsibility of the company that issues it; a third party's review report is a professional opinion with its own scope and date, and does not grant any seal. Use of the SEVEN-G name does not imply endorsement by the author or by SEACHAD (documents 91 §6 and 93).</w:t>
+        <w:t xml:space="preserve"> There is no official SEVEN-G certification in version 0.x. The declaration is the sole responsibility of the company that issues it; a third party's review report is a professional opinion with its own scope and date, and does not grant any seal. Use of the SEVEN-G name does not imply endorsement by the author (documents 91 §6 and 93).</w:t>
       </w:r>
     </w:p>
     <w:p>
@@ -3672,7 +3672,7 @@
         <w:t xml:space="preserve">[date]</w:t>
       </w:r>
       <w:r>
-        <w:t xml:space="preserve">), a framework by Fernando García · SEACHAD published under the CC BY 4.0 licence, since </w:t>
+        <w:t xml:space="preserve">), a framework by Fernando García Varela published under the CC BY 4.0 licence, since </w:t>
       </w:r>
       <w:r>
         <w:rPr>
@@ -3798,7 +3798,7 @@
         <w:t xml:space="preserve">[date of the next annual audit]</w:t>
       </w:r>
       <w:r>
-        <w:t xml:space="preserve">. This declaration is a self-declaration by the company and is not a certification. There is no official SEVEN-G certification in version 0.x. Use of the SEVEN-G name does not imply endorsement by the author of the framework or by SEACHAD. </w:t>
+        <w:t xml:space="preserve">. This declaration is a self-declaration by the company and is not a certification. There is no official SEVEN-G certification in version 0.x. Use of the SEVEN-G name does not imply endorsement by the author of the framework. </w:t>
       </w:r>
       <w:r>
         <w:rPr>
@@ -3838,7 +3838,7 @@
         <w:t xml:space="preserve">[number]</w:t>
       </w:r>
       <w:r>
-        <w:t xml:space="preserve">), a framework by Fernando García · SEACHAD published under the CC BY 4.0 licence: </w:t>
+        <w:t xml:space="preserve">), a framework by Fernando García Varela published under the CC BY 4.0 licence: </w:t>
       </w:r>
       <w:r>
         <w:rPr>
@@ -3856,7 +3856,7 @@
         <w:t xml:space="preserve">[scope]</w:t>
       </w:r>
       <w:r>
-        <w:t xml:space="preserve">. This statement is not a declaration of application of the full framework or a certification; there is no official SEVEN-G certification in version 0.x and use of the name does not imply endorsement by the author or by SEACHAD.</w:t>
+        <w:t xml:space="preserve">. This statement is not a declaration of application of the full framework or a certification; there is no official SEVEN-G certification in version 0.x and use of the name does not imply endorsement by the author.</w:t>
       </w:r>
     </w:p>
     <w:p>
@@ -3869,7 +3869,7 @@
     </w:p>
     <w:p>
       <w:r>
-        <w:t xml:space="preserve">"SEVEN-G certified", "SEVEN-G certification", "certified company" · "approved by SEVEN-G", "official partner" · "endorsed by Fernando García" or "by SEACHAD" · "AI Act compliance guaranteed by SEVEN-G" · any statement that the company complies with regulation "according to SEVEN-G".</w:t>
+        <w:t xml:space="preserve">"SEVEN-G certified", "SEVEN-G certification", "certified company" · "approved by SEVEN-G", "official partner" · "endorsed by Fernando García Varela" · "AI Act compliance guaranteed by SEVEN-G" · any statement that the company complies with regulation "according to SEVEN-G".</w:t>
       </w:r>
     </w:p>
     <w:p>
@@ -4929,7 +4929,7 @@
       <w:pStyle w:val="Pie"/>
     </w:pPr>
     <w:r>
-      <w:t xml:space="preserve">SEVEN-G · Template P61 · SEVEN-G declaration of application · CC BY 4.0 · Fernando García · SEACHAD · Generated from the Markdown source: do not edit the template, fill in a copy.</w:t>
+      <w:t xml:space="preserve">SEVEN-G · Template P61 · SEVEN-G declaration of application · CC BY 4.0 · Fernando García Varela · Generated from the Markdown source: do not edit the template, fill in a copy.</w:t>
     </w:r>
     <w:r>
       <w:rPr>

--- a/SEVEN-G/docx/en/plantillas/P61_SEVEN-G_Declaracion_de_aplicacion_de_SEVEN-G.docx
+++ b/SEVEN-G/docx/en/plantillas/P61_SEVEN-G_Declaracion_de_aplicacion_de_SEVEN-G.docx
@@ -200,7 +200,7 @@
         <w:t xml:space="preserve">Each organisation that uses SEVEN-G is solely responsible for identifying the regulation that applies to it, verifying that it is current and certifying its own regulatory compliance</w:t>
       </w:r>
       <w:r>
-        <w:t xml:space="preserve">, with the appropriate qualified advice. The author accepts no liability for any use made of this content or for any decisions taken on the basis of it. The data, figures, companies and cases in the examples are fictitious or illustrative.</w:t>
+        <w:t xml:space="preserve">, with the appropriate qualified advice. This methodology is a generic, free aid shared with the community so that nobody has to start from scratch; each person or organisation can and should adapt it to its own use. It must not be inferred that its legally sensitive parts have been reviewed by legal counsel: those reviews, for each company or sector, are the ultimate responsibility of the company, consultant or organisation that uses it. Although every effort is made to keep it up to date, some regulation may have changed without being reflected here. To the fullest extent permitted by law, the author accepts no responsibility whatsoever for the effects of its application in any organisation or for its full applicability. The methodology does not grant certification of any kind. The author accepts no liability for any use made of this content or for any decisions taken on the basis of it. The data, figures, companies and cases in the examples are fictitious or illustrative.</w:t>
       </w:r>
     </w:p>
     <w:p>

--- a/SEVEN-G/docx/en/plantillas/P61_SEVEN-G_Declaracion_de_aplicacion_de_SEVEN-G.docx
+++ b/SEVEN-G/docx/en/plantillas/P61_SEVEN-G_Declaracion_de_aplicacion_de_SEVEN-G.docx
@@ -80,7 +80,7 @@
               <w:pStyle w:val="Celda"/>
             </w:pPr>
             <w:r>
-              <w:t xml:space="preserve">0.1 (working draft)</w:t>
+              <w:t xml:space="preserve">0.2 (working draft)</w:t>
             </w:r>
           </w:p>
         </w:tc>
@@ -108,7 +108,7 @@
               <w:pStyle w:val="Celda"/>
             </w:pPr>
             <w:r>
-              <w:t xml:space="preserve">19-09-2026</w:t>
+              <w:t xml:space="preserve">01-10-2026</w:t>
             </w:r>
           </w:p>
         </w:tc>
@@ -223,7 +223,7 @@
         <w:t xml:space="preserve">verifiable self-declaration</w:t>
       </w:r>
       <w:r>
-        <w:t xml:space="preserve">: each of the seven conditions in 01 §14 is linked to its evidence and to the result of an audit, and the text makes clear that it is not a certification.</w:t>
+        <w:t xml:space="preserve">: each of the fourteen core rules (01 §14.1) is linked to its evidence and to the result of an audit, and the text makes clear that it is not a certification.</w:t>
       </w:r>
     </w:p>
     <w:p>
@@ -580,7 +580,7 @@
         <w:t xml:space="preserve">Full declaration</w:t>
       </w:r>
       <w:r>
-        <w:t xml:space="preserve">: only if the seven conditions in 01 §14 are met and the audit of the declaration is Conformant or Conformant with observations. With a Nonconformant outcome, the company may not declare that it applies SEVEN-G; it may state that it is in the process of implementation (38 §11.3).</w:t>
+        <w:t xml:space="preserve">: only if the fourteen core rules in 01 §14.1 are met and the audit of the declaration is Conformant or Conformant with observations. With a Nonconformant outcome, the company may not declare that it applies SEVEN-G; it may state that it is in the process of implementation (38 §11.3).</w:t>
       </w:r>
     </w:p>
     <w:p>
@@ -606,7 +606,7 @@
         <w:t xml:space="preserve">uses</w:t>
       </w:r>
       <w:r>
-        <w:t xml:space="preserve">, with the wording in 91 §6.1, and does not invoke the seven conditions.</w:t>
+        <w:t xml:space="preserve">, with the wording in 91 §6.1, and does not invoke the core.</w:t>
       </w:r>
     </w:p>
     <w:p>
@@ -786,6 +786,44 @@
             </w:pPr>
             <w:r>
               <w:t xml:space="preserve">Number and date (for example, 0.1 · 16-09-2026).</w:t>
+            </w:r>
+          </w:p>
+        </w:tc>
+      </w:tr>
+      <w:tr>
+        <w:tc>
+          <w:tcPr>
+            <w:tcW w:w="3213" w:type="dxa"/>
+          </w:tcPr>
+          <w:p>
+            <w:pPr>
+              <w:pStyle w:val="Celda"/>
+            </w:pPr>
+            <w:r>
+              <w:t xml:space="preserve">Core version applied</w:t>
+            </w:r>
+          </w:p>
+        </w:tc>
+        <w:tc>
+          <w:tcPr>
+            <w:tcW w:w="3213" w:type="dxa"/>
+          </w:tcPr>
+          <w:p>
+            <w:pPr>
+              <w:pStyle w:val="Celda"/>
+            </w:pPr>
+          </w:p>
+        </w:tc>
+        <w:tc>
+          <w:tcPr>
+            <w:tcW w:w="3213" w:type="dxa"/>
+          </w:tcPr>
+          <w:p>
+            <w:pPr>
+              <w:pStyle w:val="Celda"/>
+            </w:pPr>
+            <w:r>
+              <w:t xml:space="preserve">Version of the core in 01 §14.1 (for example, 1 · 01-10-2026).</w:t>
             </w:r>
           </w:p>
         </w:tc>
@@ -1741,7 +1779,7 @@
     </w:p>
     <w:p>
       <w:r>
-        <w:t xml:space="preserve">In a full declaration, the corporate cycle, the initiative lifecycle, the governance system and the value measurement rules must appear as applied, because the conditions in 01 §14 require them.</w:t>
+        <w:t xml:space="preserve">In a full declaration, the corporate cycle, the initiative lifecycle, the governance system and the value measurement rules must appear as applied, because the core (01 §14.1) requires them.</w:t>
       </w:r>
     </w:p>
     <w:p>
@@ -1990,7 +2028,7 @@
         <w:pStyle w:val="Heading1"/>
       </w:pPr>
       <w:r>
-        <w:t xml:space="preserve">6. Conditions in 01 §14 and evidence</w:t>
+        <w:t xml:space="preserve">6. Core rules (01 §14.1) and evidence</w:t>
       </w:r>
     </w:p>
     <w:tbl>
@@ -2025,7 +2063,7 @@
               <w:rPr>
                 <w:b/>
               </w:rPr>
-              <w:t xml:space="preserve">No.</w:t>
+              <w:t xml:space="preserve">Code</w:t>
             </w:r>
           </w:p>
         </w:tc>
@@ -2042,7 +2080,7 @@
               <w:rPr>
                 <w:b/>
               </w:rPr>
-              <w:t xml:space="preserve">Condition</w:t>
+              <w:t xml:space="preserve">Core rule</w:t>
             </w:r>
           </w:p>
         </w:tc>
@@ -2110,35 +2148,858 @@
               <w:rPr>
                 <w:b/>
               </w:rPr>
-              <w:t xml:space="preserve">Audit result for the condition</w:t>
-            </w:r>
-          </w:p>
-        </w:tc>
-      </w:tr>
-      <w:tr>
-        <w:tc>
-          <w:tcPr>
-            <w:tcW w:w="1606" w:type="dxa"/>
-          </w:tcPr>
-          <w:p>
-            <w:pPr>
-              <w:pStyle w:val="Celda"/>
-            </w:pPr>
-            <w:r>
-              <w:t xml:space="preserve">1</w:t>
-            </w:r>
-          </w:p>
-        </w:tc>
-        <w:tc>
-          <w:tcPr>
-            <w:tcW w:w="1606" w:type="dxa"/>
-          </w:tcPr>
-          <w:p>
-            <w:pPr>
-              <w:pStyle w:val="Celda"/>
-            </w:pPr>
-            <w:r>
-              <w:t xml:space="preserve">C1 and C2 completed; AI thesis, ambition per sphere and risk appetite approved by the board.</w:t>
+              <w:t xml:space="preserve">Audit result for the rule</w:t>
+            </w:r>
+          </w:p>
+        </w:tc>
+      </w:tr>
+      <w:tr>
+        <w:tc>
+          <w:tcPr>
+            <w:tcW w:w="1606" w:type="dxa"/>
+          </w:tcPr>
+          <w:p>
+            <w:pPr>
+              <w:pStyle w:val="Celda"/>
+            </w:pPr>
+            <w:r>
+              <w:t xml:space="preserve">N-01</w:t>
+            </w:r>
+          </w:p>
+        </w:tc>
+        <w:tc>
+          <w:tcPr>
+            <w:tcW w:w="1606" w:type="dxa"/>
+          </w:tcPr>
+          <w:p>
+            <w:pPr>
+              <w:pStyle w:val="Celda"/>
+            </w:pPr>
+            <w:r>
+              <w:t xml:space="preserve">Complete inventory with owner, regulatory classification and intensity.</w:t>
+            </w:r>
+          </w:p>
+        </w:tc>
+        <w:tc>
+          <w:tcPr>
+            <w:tcW w:w="1606" w:type="dxa"/>
+          </w:tcPr>
+          <w:p>
+            <w:pPr>
+              <w:pStyle w:val="Celda"/>
+            </w:pPr>
+            <w:r>
+              <w:t xml:space="preserve">D6.05</w:t>
+            </w:r>
+          </w:p>
+        </w:tc>
+        <w:tc>
+          <w:tcPr>
+            <w:tcW w:w="1606" w:type="dxa"/>
+          </w:tcPr>
+          <w:p>
+            <w:pPr>
+              <w:pStyle w:val="Celda"/>
+            </w:pPr>
+          </w:p>
+        </w:tc>
+        <w:tc>
+          <w:tcPr>
+            <w:tcW w:w="1606" w:type="dxa"/>
+          </w:tcPr>
+          <w:p>
+            <w:pPr>
+              <w:pStyle w:val="Celda"/>
+            </w:pPr>
+            <w:r>
+              <w:t xml:space="preserve">T02; reconciliation of the inventory (32 §9).</w:t>
+            </w:r>
+          </w:p>
+        </w:tc>
+        <w:tc>
+          <w:tcPr>
+            <w:tcW w:w="1606" w:type="dxa"/>
+          </w:tcPr>
+          <w:p>
+            <w:pPr>
+              <w:pStyle w:val="Celda"/>
+            </w:pPr>
+          </w:p>
+        </w:tc>
+      </w:tr>
+      <w:tr>
+        <w:tc>
+          <w:tcPr>
+            <w:tcW w:w="1606" w:type="dxa"/>
+          </w:tcPr>
+          <w:p>
+            <w:pPr>
+              <w:pStyle w:val="Celda"/>
+            </w:pPr>
+            <w:r>
+              <w:t xml:space="preserve">N-02</w:t>
+            </w:r>
+          </w:p>
+        </w:tc>
+        <w:tc>
+          <w:tcPr>
+            <w:tcW w:w="1606" w:type="dxa"/>
+          </w:tcPr>
+          <w:p>
+            <w:pPr>
+              <w:pStyle w:val="Celda"/>
+            </w:pPr>
+            <w:r>
+              <w:t xml:space="preserve">Initiative register with the traceability in 01 §6.11.</w:t>
+            </w:r>
+          </w:p>
+        </w:tc>
+        <w:tc>
+          <w:tcPr>
+            <w:tcW w:w="1606" w:type="dxa"/>
+          </w:tcPr>
+          <w:p>
+            <w:pPr>
+              <w:pStyle w:val="Celda"/>
+            </w:pPr>
+            <w:r>
+              <w:t xml:space="preserve">D2.05</w:t>
+            </w:r>
+          </w:p>
+        </w:tc>
+        <w:tc>
+          <w:tcPr>
+            <w:tcW w:w="1606" w:type="dxa"/>
+          </w:tcPr>
+          <w:p>
+            <w:pPr>
+              <w:pStyle w:val="Celda"/>
+            </w:pPr>
+          </w:p>
+        </w:tc>
+        <w:tc>
+          <w:tcPr>
+            <w:tcW w:w="1606" w:type="dxa"/>
+          </w:tcPr>
+          <w:p>
+            <w:pPr>
+              <w:pStyle w:val="Celda"/>
+            </w:pPr>
+            <w:r>
+              <w:t xml:space="preserve">T01.</w:t>
+            </w:r>
+          </w:p>
+        </w:tc>
+        <w:tc>
+          <w:tcPr>
+            <w:tcW w:w="1606" w:type="dxa"/>
+          </w:tcPr>
+          <w:p>
+            <w:pPr>
+              <w:pStyle w:val="Celda"/>
+            </w:pPr>
+          </w:p>
+        </w:tc>
+      </w:tr>
+      <w:tr>
+        <w:tc>
+          <w:tcPr>
+            <w:tcW w:w="1606" w:type="dxa"/>
+          </w:tcPr>
+          <w:p>
+            <w:pPr>
+              <w:pStyle w:val="Celda"/>
+            </w:pPr>
+            <w:r>
+              <w:t xml:space="preserve">N-03</w:t>
+            </w:r>
+          </w:p>
+        </w:tc>
+        <w:tc>
+          <w:tcPr>
+            <w:tcW w:w="1606" w:type="dxa"/>
+          </w:tcPr>
+          <w:p>
+            <w:pPr>
+              <w:pStyle w:val="Celda"/>
+            </w:pPr>
+            <w:r>
+              <w:t xml:space="preserve">Intensity determined for each initiative and reviewed at G3 and at each R6.</w:t>
+            </w:r>
+          </w:p>
+        </w:tc>
+        <w:tc>
+          <w:tcPr>
+            <w:tcW w:w="1606" w:type="dxa"/>
+          </w:tcPr>
+          <w:p>
+            <w:pPr>
+              <w:pStyle w:val="Celda"/>
+            </w:pPr>
+            <w:r>
+              <w:t xml:space="preserve">—</w:t>
+            </w:r>
+          </w:p>
+        </w:tc>
+        <w:tc>
+          <w:tcPr>
+            <w:tcW w:w="1606" w:type="dxa"/>
+          </w:tcPr>
+          <w:p>
+            <w:pPr>
+              <w:pStyle w:val="Celda"/>
+            </w:pPr>
+          </w:p>
+        </w:tc>
+        <w:tc>
+          <w:tcPr>
+            <w:tcW w:w="1606" w:type="dxa"/>
+          </w:tcPr>
+          <w:p>
+            <w:pPr>
+              <w:pStyle w:val="Celda"/>
+            </w:pPr>
+            <w:r>
+              <w:t xml:space="preserve">T01 (P04, T04).</w:t>
+            </w:r>
+          </w:p>
+        </w:tc>
+        <w:tc>
+          <w:tcPr>
+            <w:tcW w:w="1606" w:type="dxa"/>
+          </w:tcPr>
+          <w:p>
+            <w:pPr>
+              <w:pStyle w:val="Celda"/>
+            </w:pPr>
+          </w:p>
+        </w:tc>
+      </w:tr>
+      <w:tr>
+        <w:tc>
+          <w:tcPr>
+            <w:tcW w:w="1606" w:type="dxa"/>
+          </w:tcPr>
+          <w:p>
+            <w:pPr>
+              <w:pStyle w:val="Celda"/>
+            </w:pPr>
+            <w:r>
+              <w:t xml:space="preserve">N-04</w:t>
+            </w:r>
+          </w:p>
+        </w:tc>
+        <w:tc>
+          <w:tcPr>
+            <w:tcW w:w="1606" w:type="dxa"/>
+          </w:tcPr>
+          <w:p>
+            <w:pPr>
+              <w:pStyle w:val="Celda"/>
+            </w:pPr>
+            <w:r>
+              <w:t xml:space="preserve">All new initiatives go through the lifecycle with their </w:t>
+            </w:r>
+            <w:r>
+              <w:rPr>
+                <w:i/>
+              </w:rPr>
+              <w:t xml:space="preserve">gates</w:t>
+            </w:r>
+            <w:r>
+              <w:t xml:space="preserve"> recorded.</w:t>
+            </w:r>
+          </w:p>
+        </w:tc>
+        <w:tc>
+          <w:tcPr>
+            <w:tcW w:w="1606" w:type="dxa"/>
+          </w:tcPr>
+          <w:p>
+            <w:pPr>
+              <w:pStyle w:val="Celda"/>
+            </w:pPr>
+            <w:r>
+              <w:t xml:space="preserve">D2.06</w:t>
+            </w:r>
+          </w:p>
+        </w:tc>
+        <w:tc>
+          <w:tcPr>
+            <w:tcW w:w="1606" w:type="dxa"/>
+          </w:tcPr>
+          <w:p>
+            <w:pPr>
+              <w:pStyle w:val="Celda"/>
+            </w:pPr>
+          </w:p>
+        </w:tc>
+        <w:tc>
+          <w:tcPr>
+            <w:tcW w:w="1606" w:type="dxa"/>
+          </w:tcPr>
+          <w:p>
+            <w:pPr>
+              <w:pStyle w:val="Celda"/>
+            </w:pPr>
+            <w:r>
+              <w:t xml:space="preserve">T01, T03, P29.</w:t>
+            </w:r>
+          </w:p>
+        </w:tc>
+        <w:tc>
+          <w:tcPr>
+            <w:tcW w:w="1606" w:type="dxa"/>
+          </w:tcPr>
+          <w:p>
+            <w:pPr>
+              <w:pStyle w:val="Celda"/>
+            </w:pPr>
+          </w:p>
+        </w:tc>
+      </w:tr>
+      <w:tr>
+        <w:tc>
+          <w:tcPr>
+            <w:tcW w:w="1606" w:type="dxa"/>
+          </w:tcPr>
+          <w:p>
+            <w:pPr>
+              <w:pStyle w:val="Celda"/>
+            </w:pPr>
+            <w:r>
+              <w:t xml:space="preserve">N-05</w:t>
+            </w:r>
+          </w:p>
+        </w:tc>
+        <w:tc>
+          <w:tcPr>
+            <w:tcW w:w="1606" w:type="dxa"/>
+          </w:tcPr>
+          <w:p>
+            <w:pPr>
+              <w:pStyle w:val="Celda"/>
+            </w:pPr>
+            <w:r>
+              <w:t xml:space="preserve">G3 always decided separately.</w:t>
+            </w:r>
+          </w:p>
+        </w:tc>
+        <w:tc>
+          <w:tcPr>
+            <w:tcW w:w="1606" w:type="dxa"/>
+          </w:tcPr>
+          <w:p>
+            <w:pPr>
+              <w:pStyle w:val="Celda"/>
+            </w:pPr>
+            <w:r>
+              <w:t xml:space="preserve">—</w:t>
+            </w:r>
+          </w:p>
+        </w:tc>
+        <w:tc>
+          <w:tcPr>
+            <w:tcW w:w="1606" w:type="dxa"/>
+          </w:tcPr>
+          <w:p>
+            <w:pPr>
+              <w:pStyle w:val="Celda"/>
+            </w:pPr>
+          </w:p>
+        </w:tc>
+        <w:tc>
+          <w:tcPr>
+            <w:tcW w:w="1606" w:type="dxa"/>
+          </w:tcPr>
+          <w:p>
+            <w:pPr>
+              <w:pStyle w:val="Celda"/>
+            </w:pPr>
+            <w:r>
+              <w:t xml:space="preserve">T01 (G3 decisions).</w:t>
+            </w:r>
+          </w:p>
+        </w:tc>
+        <w:tc>
+          <w:tcPr>
+            <w:tcW w:w="1606" w:type="dxa"/>
+          </w:tcPr>
+          <w:p>
+            <w:pPr>
+              <w:pStyle w:val="Celda"/>
+            </w:pPr>
+          </w:p>
+        </w:tc>
+      </w:tr>
+      <w:tr>
+        <w:tc>
+          <w:tcPr>
+            <w:tcW w:w="1606" w:type="dxa"/>
+          </w:tcPr>
+          <w:p>
+            <w:pPr>
+              <w:pStyle w:val="Celda"/>
+            </w:pPr>
+            <w:r>
+              <w:t xml:space="preserve">N-06</w:t>
+            </w:r>
+          </w:p>
+        </w:tc>
+        <w:tc>
+          <w:tcPr>
+            <w:tcW w:w="1606" w:type="dxa"/>
+          </w:tcPr>
+          <w:p>
+            <w:pPr>
+              <w:pStyle w:val="Celda"/>
+            </w:pPr>
+            <w:r>
+              <w:t xml:space="preserve">Roles and bodies assigned in line with the incompatibilities in 01 §8.2.</w:t>
+            </w:r>
+          </w:p>
+        </w:tc>
+        <w:tc>
+          <w:tcPr>
+            <w:tcW w:w="1606" w:type="dxa"/>
+          </w:tcPr>
+          <w:p>
+            <w:pPr>
+              <w:pStyle w:val="Celda"/>
+            </w:pPr>
+            <w:r>
+              <w:t xml:space="preserve">D1.07 · D1.08</w:t>
+            </w:r>
+          </w:p>
+        </w:tc>
+        <w:tc>
+          <w:tcPr>
+            <w:tcW w:w="1606" w:type="dxa"/>
+          </w:tcPr>
+          <w:p>
+            <w:pPr>
+              <w:pStyle w:val="Celda"/>
+            </w:pPr>
+          </w:p>
+        </w:tc>
+        <w:tc>
+          <w:tcPr>
+            <w:tcW w:w="1606" w:type="dxa"/>
+          </w:tcPr>
+          <w:p>
+            <w:pPr>
+              <w:pStyle w:val="Celda"/>
+            </w:pPr>
+            <w:r>
+              <w:t xml:space="preserve">Mandates (document 30); P03.</w:t>
+            </w:r>
+          </w:p>
+        </w:tc>
+        <w:tc>
+          <w:tcPr>
+            <w:tcW w:w="1606" w:type="dxa"/>
+          </w:tcPr>
+          <w:p>
+            <w:pPr>
+              <w:pStyle w:val="Celda"/>
+            </w:pPr>
+          </w:p>
+        </w:tc>
+      </w:tr>
+      <w:tr>
+        <w:tc>
+          <w:tcPr>
+            <w:tcW w:w="1606" w:type="dxa"/>
+          </w:tcPr>
+          <w:p>
+            <w:pPr>
+              <w:pStyle w:val="Celda"/>
+            </w:pPr>
+            <w:r>
+              <w:t xml:space="preserve">N-07</w:t>
+            </w:r>
+          </w:p>
+        </w:tc>
+        <w:tc>
+          <w:tcPr>
+            <w:tcW w:w="1606" w:type="dxa"/>
+          </w:tcPr>
+          <w:p>
+            <w:pPr>
+              <w:pStyle w:val="Celda"/>
+            </w:pPr>
+            <w:r>
+              <w:t xml:space="preserve">Dual validation and evidence prior to the decision.</w:t>
+            </w:r>
+          </w:p>
+        </w:tc>
+        <w:tc>
+          <w:tcPr>
+            <w:tcW w:w="1606" w:type="dxa"/>
+          </w:tcPr>
+          <w:p>
+            <w:pPr>
+              <w:pStyle w:val="Celda"/>
+            </w:pPr>
+            <w:r>
+              <w:t xml:space="preserve">—</w:t>
+            </w:r>
+          </w:p>
+        </w:tc>
+        <w:tc>
+          <w:tcPr>
+            <w:tcW w:w="1606" w:type="dxa"/>
+          </w:tcPr>
+          <w:p>
+            <w:pPr>
+              <w:pStyle w:val="Celda"/>
+            </w:pPr>
+          </w:p>
+        </w:tc>
+        <w:tc>
+          <w:tcPr>
+            <w:tcW w:w="1606" w:type="dxa"/>
+          </w:tcPr>
+          <w:p>
+            <w:pPr>
+              <w:pStyle w:val="Celda"/>
+            </w:pPr>
+            <w:r>
+              <w:t xml:space="preserve">T01 (verifier and evidence dates).</w:t>
+            </w:r>
+          </w:p>
+        </w:tc>
+        <w:tc>
+          <w:tcPr>
+            <w:tcW w:w="1606" w:type="dxa"/>
+          </w:tcPr>
+          <w:p>
+            <w:pPr>
+              <w:pStyle w:val="Celda"/>
+            </w:pPr>
+          </w:p>
+        </w:tc>
+      </w:tr>
+      <w:tr>
+        <w:tc>
+          <w:tcPr>
+            <w:tcW w:w="1606" w:type="dxa"/>
+          </w:tcPr>
+          <w:p>
+            <w:pPr>
+              <w:pStyle w:val="Celda"/>
+            </w:pPr>
+            <w:r>
+              <w:t xml:space="preserve">N-08</w:t>
+            </w:r>
+          </w:p>
+        </w:tc>
+        <w:tc>
+          <w:tcPr>
+            <w:tcW w:w="1606" w:type="dxa"/>
+          </w:tcPr>
+          <w:p>
+            <w:pPr>
+              <w:pStyle w:val="Celda"/>
+            </w:pPr>
+            <w:r>
+              <w:t xml:space="preserve">No "Yes ◆" criterion accepted as a condition.</w:t>
+            </w:r>
+          </w:p>
+        </w:tc>
+        <w:tc>
+          <w:tcPr>
+            <w:tcW w:w="1606" w:type="dxa"/>
+          </w:tcPr>
+          <w:p>
+            <w:pPr>
+              <w:pStyle w:val="Celda"/>
+            </w:pPr>
+            <w:r>
+              <w:t xml:space="preserve">—</w:t>
+            </w:r>
+          </w:p>
+        </w:tc>
+        <w:tc>
+          <w:tcPr>
+            <w:tcW w:w="1606" w:type="dxa"/>
+          </w:tcPr>
+          <w:p>
+            <w:pPr>
+              <w:pStyle w:val="Celda"/>
+            </w:pPr>
+          </w:p>
+        </w:tc>
+        <w:tc>
+          <w:tcPr>
+            <w:tcW w:w="1606" w:type="dxa"/>
+          </w:tcPr>
+          <w:p>
+            <w:pPr>
+              <w:pStyle w:val="Celda"/>
+            </w:pPr>
+            <w:r>
+              <w:t xml:space="preserve">T01, T03.</w:t>
+            </w:r>
+          </w:p>
+        </w:tc>
+        <w:tc>
+          <w:tcPr>
+            <w:tcW w:w="1606" w:type="dxa"/>
+          </w:tcPr>
+          <w:p>
+            <w:pPr>
+              <w:pStyle w:val="Celda"/>
+            </w:pPr>
+          </w:p>
+        </w:tc>
+      </w:tr>
+      <w:tr>
+        <w:tc>
+          <w:tcPr>
+            <w:tcW w:w="1606" w:type="dxa"/>
+          </w:tcPr>
+          <w:p>
+            <w:pPr>
+              <w:pStyle w:val="Celda"/>
+            </w:pPr>
+            <w:r>
+              <w:t xml:space="preserve">N-09</w:t>
+            </w:r>
+          </w:p>
+        </w:tc>
+        <w:tc>
+          <w:tcPr>
+            <w:tcW w:w="1606" w:type="dxa"/>
+          </w:tcPr>
+          <w:p>
+            <w:pPr>
+              <w:pStyle w:val="Celda"/>
+            </w:pPr>
+            <w:r>
+              <w:t xml:space="preserve">Value hypothesis with baseline and stop criteria before feasibility.</w:t>
+            </w:r>
+          </w:p>
+        </w:tc>
+        <w:tc>
+          <w:tcPr>
+            <w:tcW w:w="1606" w:type="dxa"/>
+          </w:tcPr>
+          <w:p>
+            <w:pPr>
+              <w:pStyle w:val="Celda"/>
+            </w:pPr>
+            <w:r>
+              <w:t xml:space="preserve">—</w:t>
+            </w:r>
+          </w:p>
+        </w:tc>
+        <w:tc>
+          <w:tcPr>
+            <w:tcW w:w="1606" w:type="dxa"/>
+          </w:tcPr>
+          <w:p>
+            <w:pPr>
+              <w:pStyle w:val="Celda"/>
+            </w:pPr>
+          </w:p>
+        </w:tc>
+        <w:tc>
+          <w:tcPr>
+            <w:tcW w:w="1606" w:type="dxa"/>
+          </w:tcPr>
+          <w:p>
+            <w:pPr>
+              <w:pStyle w:val="Celda"/>
+            </w:pPr>
+            <w:r>
+              <w:t xml:space="preserve">P08, P09; T11.</w:t>
+            </w:r>
+          </w:p>
+        </w:tc>
+        <w:tc>
+          <w:tcPr>
+            <w:tcW w:w="1606" w:type="dxa"/>
+          </w:tcPr>
+          <w:p>
+            <w:pPr>
+              <w:pStyle w:val="Celda"/>
+            </w:pPr>
+          </w:p>
+        </w:tc>
+      </w:tr>
+      <w:tr>
+        <w:tc>
+          <w:tcPr>
+            <w:tcW w:w="1606" w:type="dxa"/>
+          </w:tcPr>
+          <w:p>
+            <w:pPr>
+              <w:pStyle w:val="Celda"/>
+            </w:pPr>
+            <w:r>
+              <w:t xml:space="preserve">N-10</w:t>
+            </w:r>
+          </w:p>
+        </w:tc>
+        <w:tc>
+          <w:tcPr>
+            <w:tcW w:w="1606" w:type="dxa"/>
+          </w:tcPr>
+          <w:p>
+            <w:pPr>
+              <w:pStyle w:val="Celda"/>
+            </w:pPr>
+            <w:r>
+              <w:t xml:space="preserve">Regulatory classification and risk register before design; no Critical risk without board approval.</w:t>
+            </w:r>
+          </w:p>
+        </w:tc>
+        <w:tc>
+          <w:tcPr>
+            <w:tcW w:w="1606" w:type="dxa"/>
+          </w:tcPr>
+          <w:p>
+            <w:pPr>
+              <w:pStyle w:val="Celda"/>
+            </w:pPr>
+            <w:r>
+              <w:t xml:space="preserve">—</w:t>
+            </w:r>
+          </w:p>
+        </w:tc>
+        <w:tc>
+          <w:tcPr>
+            <w:tcW w:w="1606" w:type="dxa"/>
+          </w:tcPr>
+          <w:p>
+            <w:pPr>
+              <w:pStyle w:val="Celda"/>
+            </w:pPr>
+          </w:p>
+        </w:tc>
+        <w:tc>
+          <w:tcPr>
+            <w:tcW w:w="1606" w:type="dxa"/>
+          </w:tcPr>
+          <w:p>
+            <w:pPr>
+              <w:pStyle w:val="Celda"/>
+            </w:pPr>
+            <w:r>
+              <w:t xml:space="preserve">P11, P12; T06.</w:t>
+            </w:r>
+          </w:p>
+        </w:tc>
+        <w:tc>
+          <w:tcPr>
+            <w:tcW w:w="1606" w:type="dxa"/>
+          </w:tcPr>
+          <w:p>
+            <w:pPr>
+              <w:pStyle w:val="Celda"/>
+            </w:pPr>
+          </w:p>
+        </w:tc>
+      </w:tr>
+      <w:tr>
+        <w:tc>
+          <w:tcPr>
+            <w:tcW w:w="1606" w:type="dxa"/>
+          </w:tcPr>
+          <w:p>
+            <w:pPr>
+              <w:pStyle w:val="Celda"/>
+            </w:pPr>
+            <w:r>
+              <w:t xml:space="preserve">N-11</w:t>
+            </w:r>
+          </w:p>
+        </w:tc>
+        <w:tc>
+          <w:tcPr>
+            <w:tcW w:w="1606" w:type="dxa"/>
+          </w:tcPr>
+          <w:p>
+            <w:pPr>
+              <w:pStyle w:val="Celda"/>
+            </w:pPr>
+            <w:r>
+              <w:t xml:space="preserve">Tested rollback and current continuity review in production; regularisation of earlier systems within the C2 time limit.</w:t>
+            </w:r>
+          </w:p>
+        </w:tc>
+        <w:tc>
+          <w:tcPr>
+            <w:tcW w:w="1606" w:type="dxa"/>
+          </w:tcPr>
+          <w:p>
+            <w:pPr>
+              <w:pStyle w:val="Celda"/>
+            </w:pPr>
+            <w:r>
+              <w:t xml:space="preserve">D4.07</w:t>
+            </w:r>
+          </w:p>
+        </w:tc>
+        <w:tc>
+          <w:tcPr>
+            <w:tcW w:w="1606" w:type="dxa"/>
+          </w:tcPr>
+          <w:p>
+            <w:pPr>
+              <w:pStyle w:val="Celda"/>
+            </w:pPr>
+          </w:p>
+        </w:tc>
+        <w:tc>
+          <w:tcPr>
+            <w:tcW w:w="1606" w:type="dxa"/>
+          </w:tcPr>
+          <w:p>
+            <w:pPr>
+              <w:pStyle w:val="Celda"/>
+            </w:pPr>
+            <w:r>
+              <w:t xml:space="preserve">T01; R6 minutes; regularisation list.</w:t>
+            </w:r>
+          </w:p>
+        </w:tc>
+        <w:tc>
+          <w:tcPr>
+            <w:tcW w:w="1606" w:type="dxa"/>
+          </w:tcPr>
+          <w:p>
+            <w:pPr>
+              <w:pStyle w:val="Celda"/>
+            </w:pPr>
+          </w:p>
+        </w:tc>
+      </w:tr>
+      <w:tr>
+        <w:tc>
+          <w:tcPr>
+            <w:tcW w:w="1606" w:type="dxa"/>
+          </w:tcPr>
+          <w:p>
+            <w:pPr>
+              <w:pStyle w:val="Celda"/>
+            </w:pPr>
+            <w:r>
+              <w:t xml:space="preserve">N-12</w:t>
+            </w:r>
+          </w:p>
+        </w:tc>
+        <w:tc>
+          <w:tcPr>
+            <w:tcW w:w="1606" w:type="dxa"/>
+          </w:tcPr>
+          <w:p>
+            <w:pPr>
+              <w:pStyle w:val="Celda"/>
+            </w:pPr>
+            <w:r>
+              <w:t xml:space="preserve">C1 and C2 completed; thesis, ambition per sphere and risk appetite approved by the board; quarterly information.</w:t>
             </w:r>
           </w:p>
         </w:tc>
@@ -2174,350 +3035,45 @@
               <w:pStyle w:val="Celda"/>
             </w:pPr>
             <w:r>
-              <w:t xml:space="preserve">Board minutes; thesis and appetite document; C1 report.</w:t>
-            </w:r>
-          </w:p>
-        </w:tc>
-        <w:tc>
-          <w:tcPr>
-            <w:tcW w:w="1606" w:type="dxa"/>
-          </w:tcPr>
-          <w:p>
-            <w:pPr>
-              <w:pStyle w:val="Celda"/>
-            </w:pPr>
-          </w:p>
-        </w:tc>
-      </w:tr>
-      <w:tr>
-        <w:tc>
-          <w:tcPr>
-            <w:tcW w:w="1606" w:type="dxa"/>
-          </w:tcPr>
-          <w:p>
-            <w:pPr>
-              <w:pStyle w:val="Celda"/>
-            </w:pPr>
-            <w:r>
-              <w:t xml:space="preserve">2</w:t>
-            </w:r>
-          </w:p>
-        </w:tc>
-        <w:tc>
-          <w:tcPr>
-            <w:tcW w:w="1606" w:type="dxa"/>
-          </w:tcPr>
-          <w:p>
-            <w:pPr>
-              <w:pStyle w:val="Celda"/>
-            </w:pPr>
-            <w:r>
-              <w:t xml:space="preserve">Inventory with regulatory classification, intensity and owner; initiative register with the traceability in 01 §6.11.</w:t>
-            </w:r>
-          </w:p>
-        </w:tc>
-        <w:tc>
-          <w:tcPr>
-            <w:tcW w:w="1606" w:type="dxa"/>
-          </w:tcPr>
-          <w:p>
-            <w:pPr>
-              <w:pStyle w:val="Celda"/>
-            </w:pPr>
-            <w:r>
-              <w:t xml:space="preserve">D6.05 · D2.05</w:t>
-            </w:r>
-          </w:p>
-        </w:tc>
-        <w:tc>
-          <w:tcPr>
-            <w:tcW w:w="1606" w:type="dxa"/>
-          </w:tcPr>
-          <w:p>
-            <w:pPr>
-              <w:pStyle w:val="Celda"/>
-            </w:pPr>
-          </w:p>
-        </w:tc>
-        <w:tc>
-          <w:tcPr>
-            <w:tcW w:w="1606" w:type="dxa"/>
-          </w:tcPr>
-          <w:p>
-            <w:pPr>
-              <w:pStyle w:val="Celda"/>
-            </w:pPr>
-            <w:r>
-              <w:t xml:space="preserve">T02, T01; reconciliation of the inventory (32 §9).</w:t>
-            </w:r>
-          </w:p>
-        </w:tc>
-        <w:tc>
-          <w:tcPr>
-            <w:tcW w:w="1606" w:type="dxa"/>
-          </w:tcPr>
-          <w:p>
-            <w:pPr>
-              <w:pStyle w:val="Celda"/>
-            </w:pPr>
-          </w:p>
-        </w:tc>
-      </w:tr>
-      <w:tr>
-        <w:tc>
-          <w:tcPr>
-            <w:tcW w:w="1606" w:type="dxa"/>
-          </w:tcPr>
-          <w:p>
-            <w:pPr>
-              <w:pStyle w:val="Celda"/>
-            </w:pPr>
-            <w:r>
-              <w:t xml:space="preserve">3</w:t>
-            </w:r>
-          </w:p>
-        </w:tc>
-        <w:tc>
-          <w:tcPr>
-            <w:tcW w:w="1606" w:type="dxa"/>
-          </w:tcPr>
-          <w:p>
-            <w:pPr>
-              <w:pStyle w:val="Celda"/>
-            </w:pPr>
-            <w:r>
-              <w:t xml:space="preserve">Roles and bodies assigned in line with the incompatibilities in 01 §8.2.</w:t>
-            </w:r>
-          </w:p>
-        </w:tc>
-        <w:tc>
-          <w:tcPr>
-            <w:tcW w:w="1606" w:type="dxa"/>
-          </w:tcPr>
-          <w:p>
-            <w:pPr>
-              <w:pStyle w:val="Celda"/>
-            </w:pPr>
-            <w:r>
-              <w:t xml:space="preserve">D1.07 · D1.08</w:t>
-            </w:r>
-          </w:p>
-        </w:tc>
-        <w:tc>
-          <w:tcPr>
-            <w:tcW w:w="1606" w:type="dxa"/>
-          </w:tcPr>
-          <w:p>
-            <w:pPr>
-              <w:pStyle w:val="Celda"/>
-            </w:pPr>
-          </w:p>
-        </w:tc>
-        <w:tc>
-          <w:tcPr>
-            <w:tcW w:w="1606" w:type="dxa"/>
-          </w:tcPr>
-          <w:p>
-            <w:pPr>
-              <w:pStyle w:val="Celda"/>
-            </w:pPr>
-            <w:r>
-              <w:t xml:space="preserve">Mandates (document 30); P03.</w:t>
-            </w:r>
-          </w:p>
-        </w:tc>
-        <w:tc>
-          <w:tcPr>
-            <w:tcW w:w="1606" w:type="dxa"/>
-          </w:tcPr>
-          <w:p>
-            <w:pPr>
-              <w:pStyle w:val="Celda"/>
-            </w:pPr>
-          </w:p>
-        </w:tc>
-      </w:tr>
-      <w:tr>
-        <w:tc>
-          <w:tcPr>
-            <w:tcW w:w="1606" w:type="dxa"/>
-          </w:tcPr>
-          <w:p>
-            <w:pPr>
-              <w:pStyle w:val="Celda"/>
-            </w:pPr>
-            <w:r>
-              <w:t xml:space="preserve">4</w:t>
-            </w:r>
-          </w:p>
-        </w:tc>
-        <w:tc>
-          <w:tcPr>
-            <w:tcW w:w="1606" w:type="dxa"/>
-          </w:tcPr>
-          <w:p>
-            <w:pPr>
-              <w:pStyle w:val="Celda"/>
-            </w:pPr>
-            <w:r>
-              <w:t xml:space="preserve">All new initiatives go through the lifecycle with their </w:t>
-            </w:r>
-            <w:r>
-              <w:rPr>
-                <w:i/>
-              </w:rPr>
-              <w:t xml:space="preserve">gates</w:t>
-            </w:r>
-            <w:r>
-              <w:t xml:space="preserve"> recorded.</w:t>
-            </w:r>
-          </w:p>
-        </w:tc>
-        <w:tc>
-          <w:tcPr>
-            <w:tcW w:w="1606" w:type="dxa"/>
-          </w:tcPr>
-          <w:p>
-            <w:pPr>
-              <w:pStyle w:val="Celda"/>
-            </w:pPr>
-            <w:r>
-              <w:t xml:space="preserve">D2.06</w:t>
-            </w:r>
-          </w:p>
-        </w:tc>
-        <w:tc>
-          <w:tcPr>
-            <w:tcW w:w="1606" w:type="dxa"/>
-          </w:tcPr>
-          <w:p>
-            <w:pPr>
-              <w:pStyle w:val="Celda"/>
-            </w:pPr>
-          </w:p>
-        </w:tc>
-        <w:tc>
-          <w:tcPr>
-            <w:tcW w:w="1606" w:type="dxa"/>
-          </w:tcPr>
-          <w:p>
-            <w:pPr>
-              <w:pStyle w:val="Celda"/>
-            </w:pPr>
-            <w:r>
-              <w:t xml:space="preserve">T01, T03, P29.</w:t>
-            </w:r>
-          </w:p>
-        </w:tc>
-        <w:tc>
-          <w:tcPr>
-            <w:tcW w:w="1606" w:type="dxa"/>
-          </w:tcPr>
-          <w:p>
-            <w:pPr>
-              <w:pStyle w:val="Celda"/>
-            </w:pPr>
-          </w:p>
-        </w:tc>
-      </w:tr>
-      <w:tr>
-        <w:tc>
-          <w:tcPr>
-            <w:tcW w:w="1606" w:type="dxa"/>
-          </w:tcPr>
-          <w:p>
-            <w:pPr>
-              <w:pStyle w:val="Celda"/>
-            </w:pPr>
-            <w:r>
-              <w:t xml:space="preserve">5</w:t>
-            </w:r>
-          </w:p>
-        </w:tc>
-        <w:tc>
-          <w:tcPr>
-            <w:tcW w:w="1606" w:type="dxa"/>
-          </w:tcPr>
-          <w:p>
-            <w:pPr>
-              <w:pStyle w:val="Celda"/>
-            </w:pPr>
-            <w:r>
-              <w:t xml:space="preserve">All initiatives in production have a current continuity review.</w:t>
-            </w:r>
-          </w:p>
-        </w:tc>
-        <w:tc>
-          <w:tcPr>
-            <w:tcW w:w="1606" w:type="dxa"/>
-          </w:tcPr>
-          <w:p>
-            <w:pPr>
-              <w:pStyle w:val="Celda"/>
-            </w:pPr>
-            <w:r>
-              <w:t xml:space="preserve">D4.07</w:t>
-            </w:r>
-          </w:p>
-        </w:tc>
-        <w:tc>
-          <w:tcPr>
-            <w:tcW w:w="1606" w:type="dxa"/>
-          </w:tcPr>
-          <w:p>
-            <w:pPr>
-              <w:pStyle w:val="Celda"/>
-            </w:pPr>
-          </w:p>
-        </w:tc>
-        <w:tc>
-          <w:tcPr>
-            <w:tcW w:w="1606" w:type="dxa"/>
-          </w:tcPr>
-          <w:p>
-            <w:pPr>
-              <w:pStyle w:val="Celda"/>
-            </w:pPr>
-            <w:r>
-              <w:t xml:space="preserve">T01; R6 minutes.</w:t>
-            </w:r>
-          </w:p>
-        </w:tc>
-        <w:tc>
-          <w:tcPr>
-            <w:tcW w:w="1606" w:type="dxa"/>
-          </w:tcPr>
-          <w:p>
-            <w:pPr>
-              <w:pStyle w:val="Celda"/>
-            </w:pPr>
-          </w:p>
-        </w:tc>
-      </w:tr>
-      <w:tr>
-        <w:tc>
-          <w:tcPr>
-            <w:tcW w:w="1606" w:type="dxa"/>
-          </w:tcPr>
-          <w:p>
-            <w:pPr>
-              <w:pStyle w:val="Celda"/>
-            </w:pPr>
-            <w:r>
-              <w:t xml:space="preserve">6</w:t>
-            </w:r>
-          </w:p>
-        </w:tc>
-        <w:tc>
-          <w:tcPr>
-            <w:tcW w:w="1606" w:type="dxa"/>
-          </w:tcPr>
-          <w:p>
-            <w:pPr>
-              <w:pStyle w:val="Celda"/>
-            </w:pPr>
-            <w:r>
-              <w:t xml:space="preserve">Applies the value measurement rules and reports to the board with the oversight dashboard.</w:t>
+              <w:t xml:space="preserve">Board minutes; thesis and appetite; C1 report.</w:t>
+            </w:r>
+          </w:p>
+        </w:tc>
+        <w:tc>
+          <w:tcPr>
+            <w:tcW w:w="1606" w:type="dxa"/>
+          </w:tcPr>
+          <w:p>
+            <w:pPr>
+              <w:pStyle w:val="Celda"/>
+            </w:pPr>
+          </w:p>
+        </w:tc>
+      </w:tr>
+      <w:tr>
+        <w:tc>
+          <w:tcPr>
+            <w:tcW w:w="1606" w:type="dxa"/>
+          </w:tcPr>
+          <w:p>
+            <w:pPr>
+              <w:pStyle w:val="Celda"/>
+            </w:pPr>
+            <w:r>
+              <w:t xml:space="preserve">N-13</w:t>
+            </w:r>
+          </w:p>
+        </w:tc>
+        <w:tc>
+          <w:tcPr>
+            <w:tcW w:w="1606" w:type="dxa"/>
+          </w:tcPr>
+          <w:p>
+            <w:pPr>
+              <w:pStyle w:val="Celda"/>
+            </w:pPr>
+            <w:r>
+              <w:t xml:space="preserve">Value measurement rules applied and reporting to the board with the oversight dashboard.</w:t>
             </w:r>
           </w:p>
         </w:tc>
@@ -2578,20 +3134,20 @@
               <w:pStyle w:val="Celda"/>
             </w:pPr>
             <w:r>
-              <w:t xml:space="preserve">7</w:t>
-            </w:r>
-          </w:p>
-        </w:tc>
-        <w:tc>
-          <w:tcPr>
-            <w:tcW w:w="1606" w:type="dxa"/>
-          </w:tcPr>
-          <w:p>
-            <w:pPr>
-              <w:pStyle w:val="Celda"/>
-            </w:pPr>
-            <w:r>
-              <w:t xml:space="preserve">Manages nonconformities using the process in 01 §12.</w:t>
+              <w:t xml:space="preserve">N-14</w:t>
+            </w:r>
+          </w:p>
+        </w:tc>
+        <w:tc>
+          <w:tcPr>
+            <w:tcW w:w="1606" w:type="dxa"/>
+          </w:tcPr>
+          <w:p>
+            <w:pPr>
+              <w:pStyle w:val="Celda"/>
+            </w:pPr>
+            <w:r>
+              <w:t xml:space="preserve">Nonconformities managed with the process in 01 §12.</w:t>
             </w:r>
           </w:p>
         </w:tc>
@@ -2628,80 +3184,6 @@
             </w:pPr>
             <w:r>
               <w:t xml:space="preserve">T08; reports to the board committee.</w:t>
-            </w:r>
-          </w:p>
-        </w:tc>
-        <w:tc>
-          <w:tcPr>
-            <w:tcW w:w="1606" w:type="dxa"/>
-          </w:tcPr>
-          <w:p>
-            <w:pPr>
-              <w:pStyle w:val="Celda"/>
-            </w:pPr>
-          </w:p>
-        </w:tc>
-      </w:tr>
-      <w:tr>
-        <w:tc>
-          <w:tcPr>
-            <w:tcW w:w="1606" w:type="dxa"/>
-          </w:tcPr>
-          <w:p>
-            <w:pPr>
-              <w:pStyle w:val="Celda"/>
-            </w:pPr>
-            <w:r>
-              <w:t xml:space="preserve">—</w:t>
-            </w:r>
-          </w:p>
-        </w:tc>
-        <w:tc>
-          <w:tcPr>
-            <w:tcW w:w="1606" w:type="dxa"/>
-          </w:tcPr>
-          <w:p>
-            <w:pPr>
-              <w:pStyle w:val="Celda"/>
-            </w:pPr>
-            <w:r>
-              <w:t xml:space="preserve">Regularisation of initiatives in production that predate adoption, within the time limit approved in C2.</w:t>
-            </w:r>
-          </w:p>
-        </w:tc>
-        <w:tc>
-          <w:tcPr>
-            <w:tcW w:w="1606" w:type="dxa"/>
-          </w:tcPr>
-          <w:p>
-            <w:pPr>
-              <w:pStyle w:val="Celda"/>
-            </w:pPr>
-            <w:r>
-              <w:t xml:space="preserve">—</w:t>
-            </w:r>
-          </w:p>
-        </w:tc>
-        <w:tc>
-          <w:tcPr>
-            <w:tcW w:w="1606" w:type="dxa"/>
-          </w:tcPr>
-          <w:p>
-            <w:pPr>
-              <w:pStyle w:val="Celda"/>
-            </w:pPr>
-          </w:p>
-        </w:tc>
-        <w:tc>
-          <w:tcPr>
-            <w:tcW w:w="1606" w:type="dxa"/>
-          </w:tcPr>
-          <w:p>
-            <w:pPr>
-              <w:pStyle w:val="Celda"/>
-            </w:pPr>
-            <w:r>
-              <w:t xml:space="preserve">List of initiatives, time limit and review equivalent to G7.</w:t>
             </w:r>
           </w:p>
         </w:tc>
@@ -3573,7 +4055,7 @@
               <w:pStyle w:val="Celda"/>
             </w:pPr>
             <w:r>
-              <w:t xml:space="preserve">Nonconformant outcome in an audit or re-audit; major or critical nonconformity in one of the seven conditions; undeclared change of perimeter. In those cases, the declaration is withdrawn from communications until a re-audit is passed.</w:t>
+              <w:t xml:space="preserve">Nonconformant outcome in an audit or re-audit; major or critical nonconformity in one of the core rules; undeclared change of perimeter. In those cases, the declaration is withdrawn from communications until a re-audit is passed.</w:t>
             </w:r>
           </w:p>
         </w:tc>
@@ -4017,7 +4499,7 @@
               <w:pStyle w:val="Celda"/>
             </w:pPr>
             <w:r>
-              <w:t xml:space="preserve">The seven conditions have linked evidence, and questions D1.05, D1.07, D1.08, D2.05, D2.06, D4.07, D6.05, D6.07, D7.05 and D7.06 are "Yes" in a verified assessment.</w:t>
+              <w:t xml:space="preserve">The fourteen core rules have linked evidence, and questions D1.05, D1.07, D1.08, D2.05, D2.06, D4.07, D6.05, D6.07, D7.05 and D7.06 are "Yes" in a verified assessment.</w:t>
             </w:r>
           </w:p>
         </w:tc>
@@ -4903,6 +5385,47 @@
             </w:r>
             <w:r>
               <w:t xml:space="preserve"> in document 11; distinguishes the full declaration from the modular one (01 §1.2) and warns that there is no official certification in version 0.x.</w:t>
+            </w:r>
+          </w:p>
+        </w:tc>
+      </w:tr>
+      <w:tr>
+        <w:tc>
+          <w:tcPr>
+            <w:tcW w:w="3213" w:type="dxa"/>
+          </w:tcPr>
+          <w:p>
+            <w:pPr>
+              <w:pStyle w:val="Celda"/>
+            </w:pPr>
+            <w:r>
+              <w:t xml:space="preserve">0.2</w:t>
+            </w:r>
+          </w:p>
+        </w:tc>
+        <w:tc>
+          <w:tcPr>
+            <w:tcW w:w="3213" w:type="dxa"/>
+          </w:tcPr>
+          <w:p>
+            <w:pPr>
+              <w:pStyle w:val="Celda"/>
+            </w:pPr>
+            <w:r>
+              <w:t xml:space="preserve">01-10-2026</w:t>
+            </w:r>
+          </w:p>
+        </w:tc>
+        <w:tc>
+          <w:tcPr>
+            <w:tcW w:w="3213" w:type="dxa"/>
+          </w:tcPr>
+          <w:p>
+            <w:pPr>
+              <w:pStyle w:val="Celda"/>
+            </w:pPr>
+            <w:r>
+              <w:t xml:space="preserve">The seven conditions in 01 §14 become the fourteen core rules (01 §14.1, N-01 to N-14), with their question in document 11 and their evidence; new field "Core version applied".</w:t>
             </w:r>
           </w:p>
         </w:tc>
